--- a/deliverables/Qlyraxis_User_Manual.docx
+++ b/deliverables/Qlyraxis_User_Manual.docx
@@ -649,7 +649,7 @@
         <w:drawing>
           <wp:inline xmlns:a="http://schemas.openxmlformats.org/drawingml/2006/main" xmlns:pic="http://schemas.openxmlformats.org/drawingml/2006/picture">
             <wp:extent cx="5989320" cy="3368992"/>
-            <wp:docPr id="1" name="Picture 1" descr="Screenshot of the Qlyraxis desktop tracking dashboard and its controls." title="Screenshot of the Qlyraxis desktop tracking dashboard and its controls."/>
+            <wp:docPr id="1" name="Picture 1" descr="Figure 1  Main desktop window" title="Figure 1  Main desktop window"/>
             <wp:cNvGraphicFramePr>
               <a:graphicFrameLocks noChangeAspect="1"/>
             </wp:cNvGraphicFramePr>
@@ -1515,7 +1515,7 @@
         <w:drawing>
           <wp:inline xmlns:a="http://schemas.openxmlformats.org/drawingml/2006/main" xmlns:pic="http://schemas.openxmlformats.org/drawingml/2006/picture">
             <wp:extent cx="4114800" cy="3086100"/>
-            <wp:docPr id="2" name="Picture 2" descr="Recorded camera frame showing an AI-verified optical beacon and tracker overlay." title="Recorded camera frame showing an AI-verified optical beacon and tracker overlay."/>
+            <wp:docPr id="2" name="Picture 2" descr="Figure 2  AI verified recorded frame" title="Figure 2  AI verified recorded frame"/>
             <wp:cNvGraphicFramePr>
               <a:graphicFrameLocks noChangeAspect="1"/>
             </wp:cNvGraphicFramePr>
